--- a/downloads/teacher/05 Materials/Unit 06/Handouts/Handout 06.14 - Flowchart Builder and Station Card Template.docx
+++ b/downloads/teacher/05 Materials/Unit 06/Handouts/Handout 06.14 - Flowchart Builder and Station Card Template.docx
@@ -614,325 +614,6 @@
         </w:rPr>
         <w:t xml:space="preserve">The hard rules for this chart:</w:t>
       </w:r>
-      <w:r>
-        <w:t xml:space="preserve"> </w:t>
-      </w:r>
-      <w:r>
-        <w:t xml:space="preserve">- The</w:t>
-      </w:r>
-      <w:r>
-        <w:t xml:space="preserve"> </w:t>
-      </w:r>
-      <w:r>
-        <w:rPr>
-          <w:b/>
-        </w:rPr>
-        <w:t xml:space="preserve">critical path step</w:t>
-      </w:r>
-      <w:r>
-        <w:t xml:space="preserve"> </w:t>
-      </w:r>
-      <w:r>
-        <w:t xml:space="preserve">goes in block</w:t>
-      </w:r>
-      <w:r>
-        <w:t xml:space="preserve"> </w:t>
-      </w:r>
-      <w:r>
-        <w:rPr>
-          <w:b/>
-        </w:rPr>
-        <w:t xml:space="preserve">0 to 5</w:t>
-      </w:r>
-      <w:r>
-        <w:t xml:space="preserve">. Not later.</w:t>
-      </w:r>
-      <w:r>
-        <w:t xml:space="preserve"> </w:t>
-      </w:r>
-      <w:r>
-        <w:t xml:space="preserve">-</w:t>
-      </w:r>
-      <w:r>
-        <w:t xml:space="preserve"> </w:t>
-      </w:r>
-      <w:r>
-        <w:rPr>
-          <w:b/>
-        </w:rPr>
-        <w:t xml:space="preserve">Plates go down at minute 29</w:t>
-      </w:r>
-      <w:r>
-        <w:t xml:space="preserve">, whatever state the dish is in. Write it in the 25 to 30 block.</w:t>
-      </w:r>
-      <w:r>
-        <w:t xml:space="preserve"> </w:t>
-      </w:r>
-      <w:r>
-        <w:t xml:space="preserve">- The two things</w:t>
-      </w:r>
-      <w:r>
-        <w:t xml:space="preserve"> </w:t>
-      </w:r>
-      <w:r>
-        <w:rPr>
-          <w:b/>
-        </w:rPr>
-        <w:t xml:space="preserve">only the teacher</w:t>
-      </w:r>
-      <w:r>
-        <w:t xml:space="preserve"> </w:t>
-      </w:r>
-      <w:r>
-        <w:t xml:space="preserve">can do are</w:t>
-      </w:r>
-      <w:r>
-        <w:t xml:space="preserve"> </w:t>
-      </w:r>
-      <w:r>
-        <w:rPr>
-          <w:b/>
-        </w:rPr>
-        <w:t xml:space="preserve">opening the oven</w:t>
-      </w:r>
-      <w:r>
-        <w:t xml:space="preserve"> </w:t>
-      </w:r>
-      <w:r>
-        <w:t xml:space="preserve">and</w:t>
-      </w:r>
-      <w:r>
-        <w:t xml:space="preserve"> </w:t>
-      </w:r>
-      <w:r>
-        <w:rPr>
-          <w:b/>
-        </w:rPr>
-        <w:t xml:space="preserve">draining a pot</w:t>
-      </w:r>
-      <w:r>
-        <w:t xml:space="preserve">. Write the minute you will call the teacher, and write it in a different color so the teacher can read it across all four stations.</w:t>
-      </w:r>
-      <w:r>
-        <w:t xml:space="preserve"> </w:t>
-      </w:r>
-      <w:r>
-        <w:t xml:space="preserve">- If your station finishes early, write</w:t>
-      </w:r>
-      <w:r>
-        <w:t xml:space="preserve"> </w:t>
-      </w:r>
-      <w:r>
-        <w:rPr>
-          <w:b/>
-        </w:rPr>
-        <w:t xml:space="preserve">SUPPORT DUTY</w:t>
-      </w:r>
-      <w:r>
-        <w:t xml:space="preserve"> </w:t>
-      </w:r>
-      <w:r>
-        <w:t xml:space="preserve">in that block and name which station you help.</w:t>
-      </w:r>
-    </w:p>
-    <w:p>
-      <w:pPr>
-        <w:pStyle w:val="BodyText"/>
-      </w:pPr>
-      <w:r>
-        <w:rPr>
-          <w:b/>
-        </w:rPr>
-        <w:t xml:space="preserve">Our teacher-call minutes:</w:t>
-      </w:r>
-      <w:r>
-        <w:t xml:space="preserve"> </w:t>
-      </w:r>
-      <w:r>
-        <w:t xml:space="preserve">oven at minute ______ Drain at minute ______</w:t>
-      </w:r>
-    </w:p>
-    <w:p>
-      <w:pPr>
-        <w:pStyle w:val="BodyText"/>
-      </w:pPr>
-      <w:r>
-        <w:rPr>
-          <w:b/>
-        </w:rPr>
-        <w:t xml:space="preserve">Our support duty block:</w:t>
-      </w:r>
-      <w:r>
-        <w:t xml:space="preserve"> </w:t>
-      </w:r>
-      <w:r>
-        <w:t xml:space="preserve">______ to ______ helping Station ______</w:t>
-      </w:r>
-    </w:p>
-    <w:p>
-      <w:pPr>
-        <w:pStyle w:val="Heading2"/>
-      </w:pPr>
-      <w:bookmarkStart w:id="22" w:name="after-cook-day"/>
-      <w:r>
-        <w:t xml:space="preserve">After cook day</w:t>
-      </w:r>
-      <w:bookmarkEnd w:id="22"/>
-    </w:p>
-    <w:p>
-      <w:pPr>
-        <w:pStyle w:val="FirstParagraph"/>
-      </w:pPr>
-      <w:r>
-        <w:t xml:space="preserve">Come back to this chart with a third color and write the</w:t>
-      </w:r>
-      <w:r>
-        <w:t xml:space="preserve"> </w:t>
-      </w:r>
-      <w:r>
-        <w:rPr>
-          <w:b/>
-        </w:rPr>
-        <w:t xml:space="preserve">actual</w:t>
-      </w:r>
-      <w:r>
-        <w:t xml:space="preserve"> </w:t>
-      </w:r>
-      <w:r>
-        <w:t xml:space="preserve">time next to the planned time in every block. That is the evidence for your reflection in Lesson 6.17 and for Rubric 06 criterion 5.</w:t>
-      </w:r>
-    </w:p>
-    <w:p>
-      <w:r>
-        <w:br w:type="page"/>
-      </w:r>
-    </w:p>
-    <w:p>
-      <w:pPr>
-        <w:pStyle w:val="Heading1"/>
-      </w:pPr>
-      <w:bookmarkStart w:id="23" w:name="page-2.-the-critical-path-finder"/>
-      <w:r>
-        <w:t xml:space="preserve">Page 2. The Critical Path Finder</w:t>
-      </w:r>
-      <w:bookmarkEnd w:id="23"/>
-    </w:p>
-    <w:p>
-      <w:pPr>
-        <w:pStyle w:val="FirstParagraph"/>
-      </w:pPr>
-      <w:r>
-        <w:t xml:space="preserve">The</w:t>
-      </w:r>
-      <w:r>
-        <w:t xml:space="preserve"> </w:t>
-      </w:r>
-      <w:r>
-        <w:rPr>
-          <w:b/>
-        </w:rPr>
-        <w:t xml:space="preserve">critical path</w:t>
-      </w:r>
-      <w:r>
-        <w:t xml:space="preserve"> </w:t>
-      </w:r>
-      <w:r>
-        <w:t xml:space="preserve">is the one step that everything else waits on. If it is late, everything after it is late.</w:t>
-      </w:r>
-    </w:p>
-    <w:p>
-      <w:pPr>
-        <w:pStyle w:val="BodyText"/>
-      </w:pPr>
-      <w:r>
-        <w:rPr>
-          <w:b/>
-        </w:rPr>
-        <w:t xml:space="preserve">Step 1. Point to it.</w:t>
-      </w:r>
-      <w:r>
-        <w:t xml:space="preserve"> </w:t>
-      </w:r>
-      <w:r>
-        <w:t xml:space="preserve">Our critical path step is: ________________________________________</w:t>
-      </w:r>
-    </w:p>
-    <w:p>
-      <w:pPr>
-        <w:pStyle w:val="BodyText"/>
-      </w:pPr>
-      <w:r>
-        <w:rPr>
-          <w:b/>
-        </w:rPr>
-        <w:t xml:space="preserve">Step 2. Say why.</w:t>
-      </w:r>
-      <w:r>
-        <w:t xml:space="preserve"> </w:t>
-      </w:r>
-      <w:r>
-        <w:t xml:space="preserve">Nothing else at our station can happen until this step is done because:</w:t>
-      </w:r>
-    </w:p>
-    <w:p>
-      <w:r>
-        <w:br w:type="page"/>
-      </w:r>
-    </w:p>
-    <w:p>
-      <w:pPr>
-        <w:pStyle w:val="BodyText"/>
-      </w:pPr>
-      <w:r>
-        <w:rPr>
-          <w:b/>
-        </w:rPr>
-        <w:t xml:space="preserve">Step 3. Start it early.</w:t>
-      </w:r>
-      <w:r>
-        <w:t xml:space="preserve"> </w:t>
-      </w:r>
-      <w:r>
-        <w:t xml:space="preserve">The earliest block this step can start is:</w:t>
-      </w:r>
-      <w:r>
-        <w:t xml:space="preserve"> </w:t>
-      </w:r>
-      <w:r>
-        <w:rPr>
-          <w:b/>
-        </w:rPr>
-        <w:t xml:space="preserve">______ to ______</w:t>
-      </w:r>
-    </w:p>
-    <w:p>
-      <w:pPr>
-        <w:pStyle w:val="BodyText"/>
-      </w:pPr>
-      <w:r>
-        <w:rPr>
-          <w:b/>
-        </w:rPr>
-        <w:t xml:space="preserve">Step 4. The slip test.</w:t>
-      </w:r>
-      <w:r>
-        <w:t xml:space="preserve"> </w:t>
-      </w:r>
-      <w:r>
-        <w:t xml:space="preserve">If this step starts</w:t>
-      </w:r>
-      <w:r>
-        <w:t xml:space="preserve"> </w:t>
-      </w:r>
-      <w:r>
-        <w:rPr>
-          <w:b/>
-        </w:rPr>
-        <w:t xml:space="preserve">five minutes late</w:t>
-      </w:r>
-      <w:r>
-        <w:t xml:space="preserve">:</w:t>
-      </w:r>
     </w:p>
     <w:p>
       <w:pPr>
@@ -943,7 +624,34 @@
         <w:pStyle w:val="Compact"/>
       </w:pPr>
       <w:r>
-        <w:t xml:space="preserve">It finishes at minute ______ instead of minute ______.</w:t>
+        <w:t xml:space="preserve">The</w:t>
+      </w:r>
+      <w:r>
+        <w:t xml:space="preserve"> </w:t>
+      </w:r>
+      <w:r>
+        <w:rPr>
+          <w:b/>
+        </w:rPr>
+        <w:t xml:space="preserve">critical path step</w:t>
+      </w:r>
+      <w:r>
+        <w:t xml:space="preserve"> </w:t>
+      </w:r>
+      <w:r>
+        <w:t xml:space="preserve">goes in block</w:t>
+      </w:r>
+      <w:r>
+        <w:t xml:space="preserve"> </w:t>
+      </w:r>
+      <w:r>
+        <w:rPr>
+          <w:b/>
+        </w:rPr>
+        <w:t xml:space="preserve">0 to 5</w:t>
+      </w:r>
+      <w:r>
+        <w:t xml:space="preserve">. Not later.</w:t>
       </w:r>
     </w:p>
     <w:p>
@@ -955,7 +663,13 @@
         <w:pStyle w:val="Compact"/>
       </w:pPr>
       <w:r>
-        <w:t xml:space="preserve">Our dish would be ready at minute ______.</w:t>
+        <w:rPr>
+          <w:b/>
+        </w:rPr>
+        <w:t xml:space="preserve">Plates go down at minute 29</w:t>
+      </w:r>
+      <w:r>
+        <w:t xml:space="preserve">, whatever state the dish is in. Write it in the 25 to 30 block.</w:t>
       </w:r>
     </w:p>
     <w:p>
@@ -967,7 +681,49 @@
         <w:pStyle w:val="Compact"/>
       </w:pPr>
       <w:r>
-        <w:t xml:space="preserve">We would eat at minute ______.</w:t>
+        <w:t xml:space="preserve">The two things</w:t>
+      </w:r>
+      <w:r>
+        <w:t xml:space="preserve"> </w:t>
+      </w:r>
+      <w:r>
+        <w:rPr>
+          <w:b/>
+        </w:rPr>
+        <w:t xml:space="preserve">only the teacher</w:t>
+      </w:r>
+      <w:r>
+        <w:t xml:space="preserve"> </w:t>
+      </w:r>
+      <w:r>
+        <w:t xml:space="preserve">can do are</w:t>
+      </w:r>
+      <w:r>
+        <w:t xml:space="preserve"> </w:t>
+      </w:r>
+      <w:r>
+        <w:rPr>
+          <w:b/>
+        </w:rPr>
+        <w:t xml:space="preserve">opening the oven</w:t>
+      </w:r>
+      <w:r>
+        <w:t xml:space="preserve"> </w:t>
+      </w:r>
+      <w:r>
+        <w:t xml:space="preserve">and</w:t>
+      </w:r>
+      <w:r>
+        <w:t xml:space="preserve"> </w:t>
+      </w:r>
+      <w:r>
+        <w:rPr>
+          <w:b/>
+        </w:rPr>
+        <w:t xml:space="preserve">draining a pot</w:t>
+      </w:r>
+      <w:r>
+        <w:t xml:space="preserve">. Write the minute you will call the teacher, and write it in a different color so the teacher can read it across all four stations.</w:t>
       </w:r>
     </w:p>
     <w:p>
@@ -975,6 +731,268 @@
         <w:numPr>
           <w:ilvl w:val="0"/>
           <w:numId w:val="1001"/>
+        </w:numPr>
+        <w:pStyle w:val="Compact"/>
+      </w:pPr>
+      <w:r>
+        <w:t xml:space="preserve">If your station finishes early, write</w:t>
+      </w:r>
+      <w:r>
+        <w:t xml:space="preserve"> </w:t>
+      </w:r>
+      <w:r>
+        <w:rPr>
+          <w:b/>
+        </w:rPr>
+        <w:t xml:space="preserve">SUPPORT DUTY</w:t>
+      </w:r>
+      <w:r>
+        <w:t xml:space="preserve"> </w:t>
+      </w:r>
+      <w:r>
+        <w:t xml:space="preserve">in that block and name which station you help.</w:t>
+      </w:r>
+    </w:p>
+    <w:p>
+      <w:pPr>
+        <w:pStyle w:val="FirstParagraph"/>
+      </w:pPr>
+      <w:r>
+        <w:rPr>
+          <w:b/>
+        </w:rPr>
+        <w:t xml:space="preserve">Our teacher-call minutes:</w:t>
+      </w:r>
+      <w:r>
+        <w:t xml:space="preserve"> </w:t>
+      </w:r>
+      <w:r>
+        <w:t xml:space="preserve">oven at minute ______ Drain at minute ______</w:t>
+      </w:r>
+    </w:p>
+    <w:p>
+      <w:pPr>
+        <w:pStyle w:val="BodyText"/>
+      </w:pPr>
+      <w:r>
+        <w:rPr>
+          <w:b/>
+        </w:rPr>
+        <w:t xml:space="preserve">Our support duty block:</w:t>
+      </w:r>
+      <w:r>
+        <w:t xml:space="preserve"> </w:t>
+      </w:r>
+      <w:r>
+        <w:t xml:space="preserve">______ to ______ helping Station ______</w:t>
+      </w:r>
+    </w:p>
+    <w:p>
+      <w:pPr>
+        <w:pStyle w:val="Heading2"/>
+      </w:pPr>
+      <w:bookmarkStart w:id="22" w:name="after-cook-day"/>
+      <w:r>
+        <w:t xml:space="preserve">After cook day</w:t>
+      </w:r>
+      <w:bookmarkEnd w:id="22"/>
+    </w:p>
+    <w:p>
+      <w:pPr>
+        <w:pStyle w:val="FirstParagraph"/>
+      </w:pPr>
+      <w:r>
+        <w:t xml:space="preserve">Come back to this chart with a third color and write the</w:t>
+      </w:r>
+      <w:r>
+        <w:t xml:space="preserve"> </w:t>
+      </w:r>
+      <w:r>
+        <w:rPr>
+          <w:b/>
+        </w:rPr>
+        <w:t xml:space="preserve">actual</w:t>
+      </w:r>
+      <w:r>
+        <w:t xml:space="preserve"> </w:t>
+      </w:r>
+      <w:r>
+        <w:t xml:space="preserve">time next to the planned time in every block. That is the evidence for your reflection in Lesson 6.17 and for Rubric 06 criterion 5.</w:t>
+      </w:r>
+    </w:p>
+    <w:p>
+      <w:r>
+        <w:br w:type="page"/>
+      </w:r>
+    </w:p>
+    <w:p>
+      <w:pPr>
+        <w:pStyle w:val="Heading1"/>
+      </w:pPr>
+      <w:bookmarkStart w:id="23" w:name="page-2.-the-critical-path-finder"/>
+      <w:r>
+        <w:t xml:space="preserve">Page 2. The Critical Path Finder</w:t>
+      </w:r>
+      <w:bookmarkEnd w:id="23"/>
+    </w:p>
+    <w:p>
+      <w:pPr>
+        <w:pStyle w:val="FirstParagraph"/>
+      </w:pPr>
+      <w:r>
+        <w:t xml:space="preserve">The</w:t>
+      </w:r>
+      <w:r>
+        <w:t xml:space="preserve"> </w:t>
+      </w:r>
+      <w:r>
+        <w:rPr>
+          <w:b/>
+        </w:rPr>
+        <w:t xml:space="preserve">critical path</w:t>
+      </w:r>
+      <w:r>
+        <w:t xml:space="preserve"> </w:t>
+      </w:r>
+      <w:r>
+        <w:t xml:space="preserve">is the one step that everything else waits on. If it is late, everything after it is late.</w:t>
+      </w:r>
+    </w:p>
+    <w:p>
+      <w:pPr>
+        <w:pStyle w:val="BodyText"/>
+      </w:pPr>
+      <w:r>
+        <w:rPr>
+          <w:b/>
+        </w:rPr>
+        <w:t xml:space="preserve">Step 1. Point to it.</w:t>
+      </w:r>
+      <w:r>
+        <w:t xml:space="preserve"> </w:t>
+      </w:r>
+      <w:r>
+        <w:t xml:space="preserve">Our critical path step is: ________________________________________</w:t>
+      </w:r>
+    </w:p>
+    <w:p>
+      <w:pPr>
+        <w:pStyle w:val="BodyText"/>
+      </w:pPr>
+      <w:r>
+        <w:rPr>
+          <w:b/>
+        </w:rPr>
+        <w:t xml:space="preserve">Step 2. Say why.</w:t>
+      </w:r>
+      <w:r>
+        <w:t xml:space="preserve"> </w:t>
+      </w:r>
+      <w:r>
+        <w:t xml:space="preserve">Nothing else at our station can happen until this step is done because:</w:t>
+      </w:r>
+    </w:p>
+    <w:p>
+      <w:r>
+        <w:br w:type="page"/>
+      </w:r>
+    </w:p>
+    <w:p>
+      <w:pPr>
+        <w:pStyle w:val="BodyText"/>
+      </w:pPr>
+      <w:r>
+        <w:rPr>
+          <w:b/>
+        </w:rPr>
+        <w:t xml:space="preserve">Step 3. Start it early.</w:t>
+      </w:r>
+      <w:r>
+        <w:t xml:space="preserve"> </w:t>
+      </w:r>
+      <w:r>
+        <w:t xml:space="preserve">The earliest block this step can start is:</w:t>
+      </w:r>
+      <w:r>
+        <w:t xml:space="preserve"> </w:t>
+      </w:r>
+      <w:r>
+        <w:rPr>
+          <w:b/>
+        </w:rPr>
+        <w:t xml:space="preserve">______ to ______</w:t>
+      </w:r>
+    </w:p>
+    <w:p>
+      <w:pPr>
+        <w:pStyle w:val="BodyText"/>
+      </w:pPr>
+      <w:r>
+        <w:rPr>
+          <w:b/>
+        </w:rPr>
+        <w:t xml:space="preserve">Step 4. The slip test.</w:t>
+      </w:r>
+      <w:r>
+        <w:t xml:space="preserve"> </w:t>
+      </w:r>
+      <w:r>
+        <w:t xml:space="preserve">If this step starts</w:t>
+      </w:r>
+      <w:r>
+        <w:t xml:space="preserve"> </w:t>
+      </w:r>
+      <w:r>
+        <w:rPr>
+          <w:b/>
+        </w:rPr>
+        <w:t xml:space="preserve">five minutes late</w:t>
+      </w:r>
+      <w:r>
+        <w:t xml:space="preserve">:</w:t>
+      </w:r>
+    </w:p>
+    <w:p>
+      <w:pPr>
+        <w:numPr>
+          <w:ilvl w:val="0"/>
+          <w:numId w:val="1002"/>
+        </w:numPr>
+        <w:pStyle w:val="Compact"/>
+      </w:pPr>
+      <w:r>
+        <w:t xml:space="preserve">It finishes at minute ______ instead of minute ______.</w:t>
+      </w:r>
+    </w:p>
+    <w:p>
+      <w:pPr>
+        <w:numPr>
+          <w:ilvl w:val="0"/>
+          <w:numId w:val="1002"/>
+        </w:numPr>
+        <w:pStyle w:val="Compact"/>
+      </w:pPr>
+      <w:r>
+        <w:t xml:space="preserve">Our dish would be ready at minute ______.</w:t>
+      </w:r>
+    </w:p>
+    <w:p>
+      <w:pPr>
+        <w:numPr>
+          <w:ilvl w:val="0"/>
+          <w:numId w:val="1002"/>
+        </w:numPr>
+        <w:pStyle w:val="Compact"/>
+      </w:pPr>
+      <w:r>
+        <w:t xml:space="preserve">We would eat at minute ______.</w:t>
+      </w:r>
+    </w:p>
+    <w:p>
+      <w:pPr>
+        <w:numPr>
+          <w:ilvl w:val="0"/>
+          <w:numId w:val="1002"/>
         </w:numPr>
         <w:pStyle w:val="Compact"/>
       </w:pPr>
@@ -1811,7 +1829,7 @@
       <w:pPr>
         <w:numPr>
           <w:ilvl w:val="0"/>
-          <w:numId w:val="1003"/>
+          <w:numId w:val="1004"/>
         </w:numPr>
         <w:pStyle w:val="Compact"/>
       </w:pPr>
@@ -1914,37 +1932,6 @@
       <w:r>
         <w:br w:type="page"/>
       </w:r>
-    </w:p>
-    <w:p>
-      <w:pPr>
-        <w:numPr>
-          <w:ilvl w:val="0"/>
-          <w:numId w:val="1004"/>
-        </w:numPr>
-        <w:pStyle w:val="Compact"/>
-      </w:pPr>
-      <w:r>
-        <w:rPr>
-          <w:b/>
-        </w:rPr>
-        <w:t xml:space="preserve">Ours only:</w:t>
-      </w:r>
-      <w:r>
-        <w:t xml:space="preserve"> </w:t>
-      </w:r>
-      <w:r>
-        <w:t xml:space="preserve">________________________________________________________</w:t>
-      </w:r>
-    </w:p>
-    <w:p>
-      <w:pPr>
-        <w:pStyle w:val="Heading2"/>
-      </w:pPr>
-      <w:bookmarkStart w:id="30" w:name="X210de1e5a3307ef0caa0ccbfe28b6576b89387b"/>
-      <w:r>
-        <w:t xml:space="preserve">5. WHAT DOES DONE LOOK LIKE? (four checks, and each one has to be something you can see)</w:t>
-      </w:r>
-      <w:bookmarkEnd w:id="30"/>
     </w:p>
     <w:p>
       <w:pPr>
@@ -1955,14 +1942,33 @@
         <w:pStyle w:val="Compact"/>
       </w:pPr>
       <w:r>
-        <w:t xml:space="preserve">☐ ________________________________________________________</w:t>
-      </w:r>
+        <w:rPr>
+          <w:b/>
+        </w:rPr>
+        <w:t xml:space="preserve">Ours only:</w:t>
+      </w:r>
+      <w:r>
+        <w:t xml:space="preserve"> </w:t>
+      </w:r>
+      <w:r>
+        <w:t xml:space="preserve">________________________________________________________</w:t>
+      </w:r>
+    </w:p>
+    <w:p>
+      <w:pPr>
+        <w:pStyle w:val="Heading2"/>
+      </w:pPr>
+      <w:bookmarkStart w:id="30" w:name="X210de1e5a3307ef0caa0ccbfe28b6576b89387b"/>
+      <w:r>
+        <w:t xml:space="preserve">5. WHAT DOES DONE LOOK LIKE? (four checks, and each one has to be something you can see)</w:t>
+      </w:r>
+      <w:bookmarkEnd w:id="30"/>
     </w:p>
     <w:p>
       <w:pPr>
         <w:numPr>
           <w:ilvl w:val="0"/>
-          <w:numId w:val="1005"/>
+          <w:numId w:val="1006"/>
         </w:numPr>
         <w:pStyle w:val="Compact"/>
       </w:pPr>
@@ -1974,7 +1980,7 @@
       <w:pPr>
         <w:numPr>
           <w:ilvl w:val="0"/>
-          <w:numId w:val="1005"/>
+          <w:numId w:val="1006"/>
         </w:numPr>
         <w:pStyle w:val="Compact"/>
       </w:pPr>
@@ -1986,7 +1992,19 @@
       <w:pPr>
         <w:numPr>
           <w:ilvl w:val="0"/>
-          <w:numId w:val="1005"/>
+          <w:numId w:val="1006"/>
+        </w:numPr>
+        <w:pStyle w:val="Compact"/>
+      </w:pPr>
+      <w:r>
+        <w:t xml:space="preserve">☐ ________________________________________________________</w:t>
+      </w:r>
+    </w:p>
+    <w:p>
+      <w:pPr>
+        <w:numPr>
+          <w:ilvl w:val="0"/>
+          <w:numId w:val="1006"/>
         </w:numPr>
         <w:pStyle w:val="Compact"/>
       </w:pPr>
@@ -3713,7 +3731,7 @@
       <w:pPr>
         <w:numPr>
           <w:ilvl w:val="0"/>
-          <w:numId w:val="1006"/>
+          <w:numId w:val="1007"/>
         </w:numPr>
         <w:pStyle w:val="Compact"/>
       </w:pPr>
@@ -3725,7 +3743,7 @@
       <w:pPr>
         <w:numPr>
           <w:ilvl w:val="0"/>
-          <w:numId w:val="1006"/>
+          <w:numId w:val="1007"/>
         </w:numPr>
         <w:pStyle w:val="Compact"/>
       </w:pPr>
@@ -3737,7 +3755,7 @@
       <w:pPr>
         <w:numPr>
           <w:ilvl w:val="0"/>
-          <w:numId w:val="1006"/>
+          <w:numId w:val="1007"/>
         </w:numPr>
         <w:pStyle w:val="Compact"/>
       </w:pPr>
@@ -3749,7 +3767,7 @@
       <w:pPr>
         <w:numPr>
           <w:ilvl w:val="0"/>
-          <w:numId w:val="1006"/>
+          <w:numId w:val="1007"/>
         </w:numPr>
         <w:pStyle w:val="Compact"/>
       </w:pPr>
@@ -3761,7 +3779,7 @@
       <w:pPr>
         <w:numPr>
           <w:ilvl w:val="0"/>
-          <w:numId w:val="1006"/>
+          <w:numId w:val="1007"/>
         </w:numPr>
         <w:pStyle w:val="Compact"/>
       </w:pPr>
@@ -3773,7 +3791,7 @@
       <w:pPr>
         <w:numPr>
           <w:ilvl w:val="0"/>
-          <w:numId w:val="1006"/>
+          <w:numId w:val="1007"/>
         </w:numPr>
         <w:pStyle w:val="Compact"/>
       </w:pPr>
@@ -4884,7 +4902,7 @@
       <w:pPr>
         <w:numPr>
           <w:ilvl w:val="0"/>
-          <w:numId w:val="1007"/>
+          <w:numId w:val="1008"/>
         </w:numPr>
         <w:pStyle w:val="Compact"/>
       </w:pPr>
@@ -4908,7 +4926,7 @@
       <w:pPr>
         <w:numPr>
           <w:ilvl w:val="0"/>
-          <w:numId w:val="1007"/>
+          <w:numId w:val="1008"/>
         </w:numPr>
         <w:pStyle w:val="Compact"/>
       </w:pPr>
@@ -4932,7 +4950,7 @@
       <w:pPr>
         <w:numPr>
           <w:ilvl w:val="0"/>
-          <w:numId w:val="1007"/>
+          <w:numId w:val="1008"/>
         </w:numPr>
         <w:pStyle w:val="Compact"/>
       </w:pPr>
@@ -4944,7 +4962,7 @@
       <w:pPr>
         <w:numPr>
           <w:ilvl w:val="0"/>
-          <w:numId w:val="1007"/>
+          <w:numId w:val="1008"/>
         </w:numPr>
         <w:pStyle w:val="Compact"/>
       </w:pPr>
@@ -4998,7 +5016,7 @@
       <w:pPr>
         <w:numPr>
           <w:ilvl w:val="0"/>
-          <w:numId w:val="1007"/>
+          <w:numId w:val="1008"/>
         </w:numPr>
         <w:pStyle w:val="Compact"/>
       </w:pPr>
@@ -5470,34 +5488,7 @@
     <w:abstractNumId w:val="991"/>
   </w:num>
   <w:num w:numId="1002">
-    <w:abstractNumId w:val="99411"/>
-    <w:lvlOverride w:ilvl="0">
-      <w:startOverride w:val="1"/>
-    </w:lvlOverride>
-    <w:lvlOverride w:ilvl="1">
-      <w:startOverride w:val="1"/>
-    </w:lvlOverride>
-    <w:lvlOverride w:ilvl="2">
-      <w:startOverride w:val="1"/>
-    </w:lvlOverride>
-    <w:lvlOverride w:ilvl="3">
-      <w:startOverride w:val="1"/>
-    </w:lvlOverride>
-    <w:lvlOverride w:ilvl="4">
-      <w:startOverride w:val="1"/>
-    </w:lvlOverride>
-    <w:lvlOverride w:ilvl="5">
-      <w:startOverride w:val="1"/>
-    </w:lvlOverride>
-    <w:lvlOverride w:ilvl="6">
-      <w:startOverride w:val="1"/>
-    </w:lvlOverride>
-    <w:lvlOverride w:ilvl="7">
-      <w:startOverride w:val="1"/>
-    </w:lvlOverride>
-    <w:lvlOverride w:ilvl="8">
-      <w:startOverride w:val="1"/>
-    </w:lvlOverride>
+    <w:abstractNumId w:val="991"/>
   </w:num>
   <w:num w:numId="1003">
     <w:abstractNumId w:val="99411"/>
@@ -5560,9 +5551,6 @@
     </w:lvlOverride>
   </w:num>
   <w:num w:numId="1005">
-    <w:abstractNumId w:val="991"/>
-  </w:num>
-  <w:num w:numId="1006">
     <w:abstractNumId w:val="99411"/>
     <w:lvlOverride w:ilvl="0">
       <w:startOverride w:val="1"/>
@@ -5592,7 +5580,40 @@
       <w:startOverride w:val="1"/>
     </w:lvlOverride>
   </w:num>
+  <w:num w:numId="1006">
+    <w:abstractNumId w:val="991"/>
+  </w:num>
   <w:num w:numId="1007">
+    <w:abstractNumId w:val="99411"/>
+    <w:lvlOverride w:ilvl="0">
+      <w:startOverride w:val="1"/>
+    </w:lvlOverride>
+    <w:lvlOverride w:ilvl="1">
+      <w:startOverride w:val="1"/>
+    </w:lvlOverride>
+    <w:lvlOverride w:ilvl="2">
+      <w:startOverride w:val="1"/>
+    </w:lvlOverride>
+    <w:lvlOverride w:ilvl="3">
+      <w:startOverride w:val="1"/>
+    </w:lvlOverride>
+    <w:lvlOverride w:ilvl="4">
+      <w:startOverride w:val="1"/>
+    </w:lvlOverride>
+    <w:lvlOverride w:ilvl="5">
+      <w:startOverride w:val="1"/>
+    </w:lvlOverride>
+    <w:lvlOverride w:ilvl="6">
+      <w:startOverride w:val="1"/>
+    </w:lvlOverride>
+    <w:lvlOverride w:ilvl="7">
+      <w:startOverride w:val="1"/>
+    </w:lvlOverride>
+    <w:lvlOverride w:ilvl="8">
+      <w:startOverride w:val="1"/>
+    </w:lvlOverride>
+  </w:num>
+  <w:num w:numId="1008">
     <w:abstractNumId w:val="991"/>
   </w:num>
 </w:numbering>

--- a/downloads/teacher/05 Materials/Unit 06/Handouts/Handout 06.14 - Flowchart Builder and Station Card Template.docx
+++ b/downloads/teacher/05 Materials/Unit 06/Handouts/Handout 06.14 - Flowchart Builder and Station Card Template.docx
@@ -1393,17 +1393,6 @@
         </w:tc>
       </w:tr>
     </w:tbl>
-    <w:p>
-      <w:pPr>
-        <w:pStyle w:val="BodyText"/>
-      </w:pPr>
-      <w:r>
-        <w:rPr>
-          <w:b/>
-        </w:rPr>
-        <w:t xml:space="preserve">[check with a native speaker]</w:t>
-      </w:r>
-    </w:p>
     <w:p>
       <w:r>
         <w:br w:type="page"/>
@@ -3708,17 +3697,6 @@
     </w:tbl>
     <w:p>
       <w:pPr>
-        <w:pStyle w:val="BodyText"/>
-      </w:pPr>
-      <w:r>
-        <w:rPr>
-          <w:b/>
-        </w:rPr>
-        <w:t xml:space="preserve">[check with a native speaker]</w:t>
-      </w:r>
-    </w:p>
-    <w:p>
-      <w:pPr>
         <w:pStyle w:val="Heading2"/>
       </w:pPr>
       <w:bookmarkStart w:id="35" w:name="X8e298647fa293f2d2471430453bd92a9864bd96"/>
@@ -4318,7 +4296,7 @@
               <w:jc w:val="left"/>
             </w:pPr>
             <w:r>
-              <w:t xml:space="preserve">Zone 1 surfaces and stove. Zone 2 sink and pot. Zone 3 floor and trash. Zone 4 tools returned, bin closed. Station check signed</w:t>
+              <w:t xml:space="preserve">Zone 1 tables and covers. Zone 2 sink and pot. Zone 3 surfaces and stove. Zone 4 floor, trash, and tools returned, bin closed. Station check signed</w:t>
             </w:r>
           </w:p>
         </w:tc>
@@ -5028,7 +5006,7 @@
       <w:pPr>
         <w:pStyle w:val="Heading2"/>
       </w:pPr>
-      <w:bookmarkStart w:id="43" w:name="Xdbdae5c85747044edfd222622ea76be179889cf"/>
+      <w:bookmarkStart w:id="43" w:name="X05c00a2b76cf226b4ca8d553f2a3528dbb1ecab"/>
       <w:r>
         <w:t xml:space="preserve">The four</w:t>
       </w:r>
@@ -5048,7 +5026,7 @@
         <w:t xml:space="preserve"> </w:t>
       </w:r>
       <w:r>
-        <w:t xml:space="preserve">checks, as models from Sal’s own cards</w:t>
+        <w:t xml:space="preserve">checks, as models from my own cards</w:t>
       </w:r>
       <w:bookmarkEnd w:id="43"/>
     </w:p>
